--- a/HOMEWORK_1/HW1_NYT_Comparison_Ohio_vs_Louisiana.docx
+++ b/HOMEWORK_1/HW1_NYT_Comparison_Ohio_vs_Louisiana.docx
@@ -29,7 +29,7 @@
         <w:rPr>
           <w:rFonts w:ascii="Calibri" w:hAnsi="Calibri"/>
         </w:rPr>
-        <w:t>The analysis of New York Times coverage of mass shootings in Ohio and Louisiana reveals notable differences in reporting frequency and coverage duration. While both states experienced a single article covering mass shooting events, the disparity in total shootings and the percentage reported highlights contrasting media engagement with these incidents.</w:t>
+        <w:t>The analysis of New York Times coverage of mass shootings in Ohio and Louisiana reveals notable differences in reporting frequency and coverage duration. While Ohio experienced a higher total number of shootings, Louisiana's coverage was more sustained despite fewer incidents.</w:t>
       </w:r>
     </w:p>
     <w:p>
@@ -48,11 +48,11 @@
         <w:rPr>
           <w:rFonts w:ascii="Calibri" w:hAnsi="Calibri"/>
         </w:rPr>
-        <w:t>(a) Reporting Likelihood: Ohio recorded 2 total shootings with 1 event reported, resulting in a reporting percentage of 50. In contrast, Louisiana had 9 total shootings but only 1 event reported, yielding a reporting percentage of 11. The absolute difference in percentage points is 39, indicating that Ohio's shootings were reported at a significantly higher rate. The larger denominator in Louisiana's case (9 total events) diminishes the interpretability of the low reporting percentage, as it suggests a broader context of unreported incidents.</w:t>
+        <w:t>(a) Reporting Likelihood: Ohio recorded 22 total shootings with 1 event reported by the New York Times, resulting in a reporting percentage of 4. In contrast, Louisiana had 16 total shootings, also with 1 event reported, yielding a higher reporting percentage of 6. The absolute difference in percentage points is 2, indicating that Louisiana had a relatively higher likelihood of coverage despite fewer total incidents. The larger denominator in Ohio suggests that the lower percentage may reflect a broader context of events rather than a lack of significance in the covered event.</w:t>
         <w:br/>
-        <w:t>(b) Coverage Intensity: The coverage duration for Ohio was consistently 1 day across all metrics, indicating brief media engagement. Conversely, Louisiana's coverage lasted 37 days, suggesting a more sustained reporting effort. The uniformity of Ohio's coverage duration contrasts sharply with Louisiana's extended engagement, reflecting differing intensities in media focus.</w:t>
+        <w:t>(b) Coverage Intensity: The coverage duration in Ohio was uniform, with a minimum, maximum, mean, and median of 1 day, indicating very brief reporting. Conversely, Louisiana's coverage lasted 37 days across all metrics, suggesting a more sustained engagement with the event. This stark contrast highlights that while Ohio had more incidents, the coverage was less intense.</w:t>
         <w:br/>
-        <w:t>(c) Distribution Pattern: In Ohio, the coverage is concentrated on a single event, which stabilizes the summary statistics and aligns the mean with the median at 1 day. Louisiana's coverage, while also focused on one event, is situated within a broader context of 9 total shootings, which may affect the perception of the event's significance despite the same number of articles. This concentration in Ohio leads to a more straightforward interpretation of coverage, while Louisiana's broader context complicates the narrative.</w:t>
+        <w:t>(c) Distribution Pattern: Both states had coverage concentrated in a single event, as indicated by the singular reported article for each state. This concentration affects summary statistics, as the mean and median for Ohio are identical and low, while Louisiana's statistics reflect a stable and prolonged coverage duration. The singular nature of coverage in both states limits the variability and robustness of the reporting metrics.</w:t>
       </w:r>
     </w:p>
     <w:p>
@@ -71,7 +71,7 @@
         <w:rPr>
           <w:rFonts w:ascii="Calibri" w:hAnsi="Calibri"/>
         </w:rPr>
-        <w:t>The analysis is based on a limited sample size, with only two states and a small number of events considered. The reliance on keyword-based matching for article identification may introduce biases or overlook relevant coverage. The small number of shootings in Ohio and the larger number in Louisiana necessitate caution in drawing broad conclusions. No causal inferences are made, as the data only reflects reported events and corresponding media coverage.</w:t>
+        <w:t>The sample sizes for reported shootings are relatively small, which may limit the generalizability of findings. The analysis is based on keyword-based matching of articles, which may not capture all relevant coverage. Additionally, the lack of causal inference is essential to note, as the data does not imply relationships between shootings and reporting behavior. The focus remains strictly on the observed data without external context. Future analyses should consider larger datasets for more comprehensive insights.</w:t>
       </w:r>
     </w:p>
     <w:p>
@@ -90,7 +90,7 @@
         <w:rPr>
           <w:rFonts w:ascii="Calibri" w:hAnsi="Calibri"/>
         </w:rPr>
-        <w:t>For further information on gun violence in America, readers can consult resources such as the Gun Violence Archive, the Centers for Disease Control and Prevention, and various academic studies that provide data and evidence-based insights into this issue.</w:t>
+        <w:t>For more information on gun violence in America, readers can consult resources such as the Gun Violence Archive, the Centers for Disease Control and Prevention, and various academic studies that provide evidence-based insights into the issue.</w:t>
       </w:r>
     </w:p>
     <w:p>
@@ -179,7 +179,7 @@
               <w:rPr>
                 <w:rFonts w:ascii="Calibri" w:hAnsi="Calibri"/>
               </w:rPr>
-              <w:t>2</w:t>
+              <w:t>22</w:t>
             </w:r>
           </w:p>
         </w:tc>
@@ -192,7 +192,7 @@
               <w:rPr>
                 <w:rFonts w:ascii="Calibri" w:hAnsi="Calibri"/>
               </w:rPr>
-              <w:t>9</w:t>
+              <w:t>16</w:t>
             </w:r>
           </w:p>
         </w:tc>
@@ -261,7 +261,7 @@
               <w:rPr>
                 <w:rFonts w:ascii="Calibri" w:hAnsi="Calibri"/>
               </w:rPr>
-              <w:t>50%</w:t>
+              <w:t>4%</w:t>
             </w:r>
           </w:p>
         </w:tc>
@@ -274,7 +274,7 @@
               <w:rPr>
                 <w:rFonts w:ascii="Calibri" w:hAnsi="Calibri"/>
               </w:rPr>
-              <w:t>11%</w:t>
+              <w:t>6%</w:t>
             </w:r>
           </w:p>
         </w:tc>
